--- a/PRP申請書類 自動転記ツール/99_data/テンプレート/SOP/16-9 【L】教育訓練手順書.docx
+++ b/PRP申請書類 自動転記ツール/99_data/テンプレート/SOP/16-9 【L】教育訓練手順書.docx
@@ -10,8 +10,6 @@
           <w:lang w:eastAsia="ja-JP"/>
         </w:rPr>
       </w:pPr>
-      <w:bookmarkStart w:id="0" w:name="_GoBack"/>
-      <w:bookmarkEnd w:id="0"/>
       <w:r>
         <w:rPr>
           <w:rFonts w:hAnsi="ＭＳ 明朝"/>
@@ -530,12 +528,6 @@
         <w:gridCol w:w="2520"/>
       </w:tblGrid>
       <w:tr>
-        <w:tblPrEx>
-          <w:tblCellMar>
-            <w:top w:w="0" w:type="dxa"/>
-            <w:bottom w:w="0" w:type="dxa"/>
-          </w:tblCellMar>
-        </w:tblPrEx>
         <w:trPr>
           <w:trHeight w:val="451"/>
         </w:trPr>
@@ -548,12 +540,12 @@
             <w:pPr>
               <w:jc w:val="center"/>
               <w:rPr>
-                <w:rFonts w:ascii="ＭＳ ゴシック" w:eastAsia="ＭＳ ゴシック" w:hAnsi="ＭＳ ゴシック" w:hint="eastAsia"/>
+                <w:rFonts w:ascii="ＭＳ ゴシック" w:eastAsia="ＭＳ ゴシック" w:hAnsi="ＭＳ ゴシック"/>
                 <w:color w:val="000000"/>
                 <w:lang w:eastAsia="zh-TW"/>
               </w:rPr>
             </w:pPr>
-            <w:bookmarkStart w:id="1" w:name="_Hlk154757077"/>
+            <w:bookmarkStart w:id="0" w:name="_Hlk154757077"/>
             <w:r>
               <w:rPr>
                 <w:rFonts w:ascii="ＭＳ ゴシック" w:eastAsia="ＭＳ ゴシック" w:hAnsi="ＭＳ ゴシック" w:hint="eastAsia"/>
@@ -567,7 +559,7 @@
             <w:pPr>
               <w:jc w:val="center"/>
               <w:rPr>
-                <w:rFonts w:ascii="ＭＳ ゴシック" w:eastAsia="ＭＳ ゴシック" w:hAnsi="ＭＳ ゴシック" w:hint="eastAsia"/>
+                <w:rFonts w:ascii="ＭＳ ゴシック" w:eastAsia="ＭＳ ゴシック" w:hAnsi="ＭＳ ゴシック"/>
                 <w:color w:val="000000"/>
                 <w:lang w:eastAsia="zh-TW"/>
               </w:rPr>
@@ -607,7 +599,7 @@
             <w:pPr>
               <w:jc w:val="center"/>
               <w:rPr>
-                <w:rFonts w:ascii="ＭＳ ゴシック" w:eastAsia="ＭＳ ゴシック" w:hAnsi="ＭＳ ゴシック" w:hint="eastAsia"/>
+                <w:rFonts w:ascii="ＭＳ ゴシック" w:eastAsia="ＭＳ ゴシック" w:hAnsi="ＭＳ ゴシック"/>
                 <w:color w:val="000000"/>
                 <w:lang w:eastAsia="ja-JP"/>
               </w:rPr>
@@ -625,7 +617,7 @@
             <w:pPr>
               <w:jc w:val="center"/>
               <w:rPr>
-                <w:rFonts w:ascii="ＭＳ ゴシック" w:eastAsia="ＭＳ ゴシック" w:hAnsi="ＭＳ ゴシック" w:hint="eastAsia"/>
+                <w:rFonts w:ascii="ＭＳ ゴシック" w:eastAsia="ＭＳ ゴシック" w:hAnsi="ＭＳ ゴシック"/>
                 <w:color w:val="000000"/>
                 <w:lang w:eastAsia="ja-JP"/>
               </w:rPr>
@@ -642,12 +634,6 @@
         </w:tc>
       </w:tr>
       <w:tr>
-        <w:tblPrEx>
-          <w:tblCellMar>
-            <w:top w:w="0" w:type="dxa"/>
-            <w:bottom w:w="0" w:type="dxa"/>
-          </w:tblCellMar>
-        </w:tblPrEx>
         <w:trPr>
           <w:trHeight w:val="258"/>
         </w:trPr>
@@ -661,7 +647,7 @@
             <w:pPr>
               <w:jc w:val="center"/>
               <w:rPr>
-                <w:rFonts w:ascii="ＭＳ ゴシック" w:eastAsia="ＭＳ ゴシック" w:hAnsi="ＭＳ ゴシック" w:hint="eastAsia"/>
+                <w:rFonts w:ascii="ＭＳ ゴシック" w:eastAsia="ＭＳ ゴシック" w:hAnsi="ＭＳ ゴシック"/>
                 <w:color w:val="FF0000"/>
                 <w:sz w:val="20"/>
                 <w:lang w:eastAsia="zh-TW"/>
@@ -681,44 +667,102 @@
         </w:tc>
       </w:tr>
       <w:tr>
-        <w:tblPrEx>
-          <w:tblCellMar>
-            <w:top w:w="0" w:type="dxa"/>
-            <w:bottom w:w="0" w:type="dxa"/>
-          </w:tblCellMar>
-        </w:tblPrEx>
         <w:trPr>
-          <w:trHeight w:val="1331"/>
+          <w:trHeight w:val="1415"/>
         </w:trPr>
         <w:tc>
           <w:tcPr>
-            <w:tcW w:w="5040" w:type="dxa"/>
-            <w:gridSpan w:val="2"/>
-            <w:tcBorders>
-              <w:bottom w:val="single" w:sz="4" w:space="0" w:color="auto"/>
-            </w:tcBorders>
-          </w:tcPr>
-          <w:p>
-            <w:pPr>
-              <w:jc w:val="center"/>
-              <w:rPr>
-                <w:rFonts w:ascii="ＭＳ ゴシック" w:eastAsia="ＭＳ ゴシック" w:hAnsi="ＭＳ ゴシック" w:hint="eastAsia"/>
-                <w:color w:val="FF0000"/>
-                <w:lang w:eastAsia="ja-JP"/>
-              </w:rPr>
-            </w:pPr>
+            <w:tcW w:w="2520" w:type="dxa"/>
+            <w:vAlign w:val="center"/>
+          </w:tcPr>
+          <w:p>
+            <w:pPr>
+              <w:jc w:val="center"/>
+              <w:rPr>
+                <w:rFonts w:ascii="ＭＳ ゴシック" w:eastAsia="ＭＳ ゴシック" w:hAnsi="ＭＳ ゴシック"/>
+                <w:color w:val="000000"/>
+                <w:lang w:eastAsia="zh-TW"/>
+              </w:rPr>
+            </w:pPr>
+            <w:r>
+              <w:rPr>
+                <w:rFonts w:ascii="ＭＳ ゴシック" w:eastAsia="ＭＳ ゴシック" w:hAnsi="ＭＳ ゴシック"/>
+                <w:color w:val="00B050"/>
+                <w:sz w:val="20"/>
+                <w:szCs w:val="20"/>
+                <w:lang w:eastAsia="ja-JP"/>
+              </w:rPr>
+              <w:t>{{</w:t>
+            </w:r>
             <w:r>
               <w:rPr>
                 <w:rFonts w:ascii="ＭＳ ゴシック" w:eastAsia="ＭＳ ゴシック" w:hAnsi="ＭＳ ゴシック" w:hint="eastAsia"/>
                 <w:color w:val="00B050"/>
-                <w:lang w:eastAsia="ja-JP"/>
-              </w:rPr>
-              <w:t>{{特定細胞加工物製造事業者の名称}}</w:t>
+                <w:sz w:val="20"/>
+                <w:szCs w:val="20"/>
+                <w:lang w:eastAsia="ja-JP"/>
+              </w:rPr>
+              <w:t>製造責任者（通常、院長や再生医療をご担当される責任者）</w:t>
             </w:r>
+            <w:r>
+              <w:rPr>
+                <w:rFonts w:ascii="ＭＳ ゴシック" w:eastAsia="ＭＳ ゴシック" w:hAnsi="ＭＳ ゴシック"/>
+                <w:color w:val="00B050"/>
+                <w:sz w:val="20"/>
+                <w:szCs w:val="20"/>
+                <w:lang w:eastAsia="ja-JP"/>
+              </w:rPr>
+              <w:t>}}</w:t>
+            </w:r>
+          </w:p>
+        </w:tc>
+        <w:tc>
+          <w:tcPr>
+            <w:tcW w:w="2520" w:type="dxa"/>
+            <w:vAlign w:val="center"/>
+          </w:tcPr>
+          <w:p>
+            <w:pPr>
+              <w:jc w:val="center"/>
+              <w:rPr>
+                <w:rFonts w:ascii="ＭＳ ゴシック" w:eastAsia="ＭＳ ゴシック" w:hAnsi="ＭＳ ゴシック"/>
+                <w:color w:val="000000"/>
+                <w:lang w:eastAsia="ja-JP"/>
+              </w:rPr>
+            </w:pPr>
+            <w:r>
+              <w:rPr>
+                <w:rFonts w:ascii="ＭＳ ゴシック" w:eastAsia="ＭＳ ゴシック" w:hAnsi="ＭＳ ゴシック"/>
+                <w:color w:val="00B050"/>
+                <w:sz w:val="20"/>
+                <w:szCs w:val="20"/>
+                <w:lang w:eastAsia="ja-JP"/>
+              </w:rPr>
+              <w:t>{{</w:t>
+            </w:r>
+            <w:r>
+              <w:rPr>
+                <w:rFonts w:ascii="ＭＳ ゴシック" w:eastAsia="ＭＳ ゴシック" w:hAnsi="ＭＳ ゴシック" w:hint="eastAsia"/>
+                <w:color w:val="00B050"/>
+                <w:sz w:val="20"/>
+                <w:szCs w:val="20"/>
+                <w:lang w:eastAsia="ja-JP"/>
+              </w:rPr>
+              <w:t>管理者（院長/病院長）</w:t>
+            </w:r>
+            <w:r>
+              <w:rPr>
+                <w:rFonts w:ascii="ＭＳ ゴシック" w:eastAsia="ＭＳ ゴシック" w:hAnsi="ＭＳ ゴシック"/>
+                <w:color w:val="00B050"/>
+                <w:sz w:val="20"/>
+                <w:szCs w:val="20"/>
+                <w:lang w:eastAsia="ja-JP"/>
+              </w:rPr>
+              <w:t>}}</w:t>
+            </w:r>
           </w:p>
         </w:tc>
       </w:tr>
-      <w:bookmarkEnd w:id="1"/>
     </w:tbl>
     <w:p>
       <w:pPr>
@@ -729,6 +773,9 @@
           <w:lang w:eastAsia="zh-TW"/>
         </w:rPr>
       </w:pPr>
+      <w:bookmarkStart w:id="1" w:name="_GoBack"/>
+      <w:bookmarkEnd w:id="0"/>
+      <w:bookmarkEnd w:id="1"/>
     </w:p>
     <w:p>
       <w:pPr>
@@ -3868,8 +3915,8 @@
           <w:headerReference w:type="default" r:id="rId13"/>
           <w:footerReference w:type="even" r:id="rId14"/>
           <w:footerReference w:type="default" r:id="rId15"/>
-          <w:headerReference w:type="first" r:id="rId22"/>
-          <w:footerReference w:type="first" r:id="rId23"/>
+          <w:headerReference w:type="first" r:id="rId16"/>
+          <w:footerReference w:type="first" r:id="rId17"/>
           <w:pgSz w:w="11906" w:h="16838"/>
           <w:pgMar w:top="1985" w:right="991" w:bottom="1701" w:left="1701" w:header="708" w:footer="708" w:gutter="0"/>
           <w:cols w:space="708"/>
@@ -3882,7 +3929,7 @@
         <w:pStyle w:val="a5"/>
         <w:jc w:val="both"/>
         <w:rPr>
-          <w:rFonts w:ascii="ＭＳ ゴシック" w:eastAsia="ＭＳ ゴシック" w:hAnsi="ＭＳ ゴシック" w:hint="eastAsia"/>
+          <w:rFonts w:ascii="ＭＳ ゴシック" w:eastAsia="ＭＳ ゴシック" w:hAnsi="ＭＳ ゴシック"/>
           <w:b/>
           <w:sz w:val="21"/>
           <w:szCs w:val="21"/>
@@ -3950,7 +3997,7 @@
         <w:ind w:leftChars="236" w:left="566" w:firstLineChars="72" w:firstLine="151"/>
         <w:jc w:val="both"/>
         <w:rPr>
-          <w:rFonts w:ascii="ＭＳ ゴシック" w:eastAsia="ＭＳ ゴシック" w:hAnsi="ＭＳ ゴシック" w:hint="eastAsia"/>
+          <w:rFonts w:ascii="ＭＳ ゴシック" w:eastAsia="ＭＳ ゴシック" w:hAnsi="ＭＳ ゴシック"/>
           <w:sz w:val="21"/>
           <w:szCs w:val="21"/>
         </w:rPr>
@@ -4050,7 +4097,7 @@
         <w:ind w:leftChars="300" w:left="720"/>
         <w:jc w:val="both"/>
         <w:rPr>
-          <w:rFonts w:ascii="ＭＳ ゴシック" w:eastAsia="ＭＳ ゴシック" w:hAnsi="ＭＳ ゴシック" w:hint="eastAsia"/>
+          <w:rFonts w:ascii="ＭＳ ゴシック" w:eastAsia="ＭＳ ゴシック" w:hAnsi="ＭＳ ゴシック"/>
           <w:sz w:val="21"/>
           <w:szCs w:val="21"/>
         </w:rPr>
@@ -4309,7 +4356,7 @@
         <w:ind w:leftChars="236" w:left="566" w:firstLineChars="72" w:firstLine="151"/>
         <w:jc w:val="both"/>
         <w:rPr>
-          <w:rFonts w:ascii="ＭＳ ゴシック" w:eastAsia="ＭＳ ゴシック" w:hAnsi="ＭＳ ゴシック" w:hint="eastAsia"/>
+          <w:rFonts w:ascii="ＭＳ ゴシック" w:eastAsia="ＭＳ ゴシック" w:hAnsi="ＭＳ ゴシック"/>
           <w:sz w:val="21"/>
           <w:szCs w:val="21"/>
         </w:rPr>
@@ -4448,7 +4495,7 @@
         <w:ind w:firstLineChars="300" w:firstLine="630"/>
         <w:jc w:val="both"/>
         <w:rPr>
-          <w:rFonts w:ascii="ＭＳ ゴシック" w:eastAsia="ＭＳ ゴシック" w:hAnsi="ＭＳ ゴシック" w:hint="eastAsia"/>
+          <w:rFonts w:ascii="ＭＳ ゴシック" w:eastAsia="ＭＳ ゴシック" w:hAnsi="ＭＳ ゴシック"/>
           <w:sz w:val="21"/>
           <w:szCs w:val="21"/>
           <w:lang w:eastAsia="ja-JP"/>
@@ -4479,7 +4526,7 @@
       <w:pPr>
         <w:jc w:val="both"/>
         <w:rPr>
-          <w:rFonts w:ascii="ＭＳ ゴシック" w:eastAsia="ＭＳ ゴシック" w:hAnsi="ＭＳ ゴシック" w:hint="eastAsia"/>
+          <w:rFonts w:ascii="ＭＳ ゴシック" w:eastAsia="ＭＳ ゴシック" w:hAnsi="ＭＳ ゴシック"/>
           <w:b/>
           <w:sz w:val="21"/>
           <w:szCs w:val="21"/>
@@ -4552,7 +4599,7 @@
         <w:ind w:leftChars="295" w:left="1235" w:hangingChars="251" w:hanging="527"/>
         <w:jc w:val="both"/>
         <w:rPr>
-          <w:rFonts w:ascii="ＭＳ ゴシック" w:eastAsia="ＭＳ ゴシック" w:hAnsi="ＭＳ ゴシック" w:hint="eastAsia"/>
+          <w:rFonts w:ascii="ＭＳ ゴシック" w:eastAsia="ＭＳ ゴシック" w:hAnsi="ＭＳ ゴシック"/>
           <w:sz w:val="21"/>
           <w:szCs w:val="21"/>
           <w:lang w:eastAsia="ja-JP"/>
@@ -4573,7 +4620,7 @@
         <w:ind w:leftChars="295" w:left="1235" w:hangingChars="251" w:hanging="527"/>
         <w:jc w:val="both"/>
         <w:rPr>
-          <w:rFonts w:ascii="ＭＳ ゴシック" w:eastAsia="ＭＳ ゴシック" w:hAnsi="ＭＳ ゴシック" w:hint="eastAsia"/>
+          <w:rFonts w:ascii="ＭＳ ゴシック" w:eastAsia="ＭＳ ゴシック" w:hAnsi="ＭＳ ゴシック"/>
           <w:sz w:val="21"/>
           <w:szCs w:val="21"/>
           <w:lang w:eastAsia="ja-JP"/>
@@ -4612,7 +4659,7 @@
         <w:ind w:leftChars="300" w:left="1239" w:hangingChars="247" w:hanging="519"/>
         <w:jc w:val="both"/>
         <w:rPr>
-          <w:rFonts w:ascii="ＭＳ ゴシック" w:eastAsia="ＭＳ ゴシック" w:hAnsi="ＭＳ ゴシック" w:hint="eastAsia"/>
+          <w:rFonts w:ascii="ＭＳ ゴシック" w:eastAsia="ＭＳ ゴシック" w:hAnsi="ＭＳ ゴシック"/>
           <w:sz w:val="21"/>
           <w:szCs w:val="21"/>
           <w:lang w:eastAsia="ja-JP"/>
@@ -4669,7 +4716,7 @@
         <w:ind w:leftChars="300" w:left="1239" w:hangingChars="247" w:hanging="519"/>
         <w:jc w:val="both"/>
         <w:rPr>
-          <w:rFonts w:ascii="ＭＳ ゴシック" w:eastAsia="ＭＳ ゴシック" w:hAnsi="ＭＳ ゴシック" w:hint="eastAsia"/>
+          <w:rFonts w:ascii="ＭＳ ゴシック" w:eastAsia="ＭＳ ゴシック" w:hAnsi="ＭＳ ゴシック"/>
           <w:sz w:val="21"/>
           <w:szCs w:val="21"/>
           <w:lang w:eastAsia="ja-JP"/>
@@ -4830,7 +4877,7 @@
       <w:pPr>
         <w:jc w:val="both"/>
         <w:rPr>
-          <w:rFonts w:ascii="ＭＳ ゴシック" w:eastAsia="ＭＳ ゴシック" w:hAnsi="ＭＳ ゴシック" w:hint="eastAsia"/>
+          <w:rFonts w:ascii="ＭＳ ゴシック" w:eastAsia="ＭＳ ゴシック" w:hAnsi="ＭＳ ゴシック"/>
           <w:b/>
           <w:sz w:val="21"/>
           <w:szCs w:val="21"/>
@@ -4884,7 +4931,7 @@
         <w:ind w:leftChars="299" w:left="1237" w:hangingChars="247" w:hanging="519"/>
         <w:jc w:val="both"/>
         <w:rPr>
-          <w:rFonts w:ascii="ＭＳ ゴシック" w:eastAsia="ＭＳ ゴシック" w:hAnsi="ＭＳ ゴシック" w:hint="eastAsia"/>
+          <w:rFonts w:ascii="ＭＳ ゴシック" w:eastAsia="ＭＳ ゴシック" w:hAnsi="ＭＳ ゴシック"/>
           <w:sz w:val="21"/>
           <w:szCs w:val="21"/>
         </w:rPr>
@@ -5087,7 +5134,7 @@
         <w:widowControl w:val="0"/>
         <w:ind w:leftChars="295" w:left="1275" w:hangingChars="270" w:hanging="567"/>
         <w:rPr>
-          <w:rFonts w:ascii="ＭＳ ゴシック" w:eastAsia="ＭＳ ゴシック" w:hAnsi="ＭＳ ゴシック" w:hint="eastAsia"/>
+          <w:rFonts w:ascii="ＭＳ ゴシック" w:eastAsia="ＭＳ ゴシック" w:hAnsi="ＭＳ ゴシック"/>
           <w:sz w:val="21"/>
           <w:szCs w:val="21"/>
           <w:lang w:eastAsia="ja-JP"/>
@@ -5180,7 +5227,7 @@
         <w:widowControl w:val="0"/>
         <w:ind w:leftChars="295" w:left="1275" w:hangingChars="270" w:hanging="567"/>
         <w:rPr>
-          <w:rFonts w:ascii="ＭＳ ゴシック" w:eastAsia="ＭＳ ゴシック" w:hAnsi="ＭＳ ゴシック" w:hint="eastAsia"/>
+          <w:rFonts w:ascii="ＭＳ ゴシック" w:eastAsia="ＭＳ ゴシック" w:hAnsi="ＭＳ ゴシック"/>
           <w:sz w:val="21"/>
           <w:szCs w:val="21"/>
           <w:lang w:eastAsia="ja-JP"/>
@@ -5254,7 +5301,7 @@
       <w:pPr>
         <w:jc w:val="both"/>
         <w:rPr>
-          <w:rFonts w:ascii="ＭＳ ゴシック" w:eastAsia="ＭＳ ゴシック" w:hAnsi="ＭＳ ゴシック" w:hint="eastAsia"/>
+          <w:rFonts w:ascii="ＭＳ ゴシック" w:eastAsia="ＭＳ ゴシック" w:hAnsi="ＭＳ ゴシック"/>
           <w:sz w:val="21"/>
           <w:szCs w:val="21"/>
           <w:lang w:eastAsia="ja-JP"/>
@@ -5265,21 +5312,21 @@
       <w:pPr>
         <w:jc w:val="both"/>
         <w:rPr>
-          <w:rFonts w:ascii="ＭＳ ゴシック" w:eastAsia="ＭＳ ゴシック" w:hAnsi="ＭＳ ゴシック" w:hint="eastAsia"/>
-          <w:b/>
-          <w:sz w:val="21"/>
-          <w:szCs w:val="21"/>
-          <w:lang w:eastAsia="ja-JP"/>
-        </w:rPr>
-      </w:pPr>
-      <w:r>
-        <w:rPr>
           <w:rFonts w:ascii="ＭＳ ゴシック" w:eastAsia="ＭＳ ゴシック" w:hAnsi="ＭＳ ゴシック"/>
           <w:b/>
           <w:sz w:val="21"/>
           <w:szCs w:val="21"/>
           <w:lang w:eastAsia="ja-JP"/>
         </w:rPr>
+      </w:pPr>
+      <w:r>
+        <w:rPr>
+          <w:rFonts w:ascii="ＭＳ ゴシック" w:eastAsia="ＭＳ ゴシック" w:hAnsi="ＭＳ ゴシック"/>
+          <w:b/>
+          <w:sz w:val="21"/>
+          <w:szCs w:val="21"/>
+          <w:lang w:eastAsia="ja-JP"/>
+        </w:rPr>
         <w:t>7</w:t>
       </w:r>
       <w:r>
@@ -5338,7 +5385,7 @@
         <w:ind w:firstLineChars="200" w:firstLine="420"/>
         <w:jc w:val="both"/>
         <w:rPr>
-          <w:rFonts w:ascii="ＭＳ ゴシック" w:eastAsia="ＭＳ ゴシック" w:hAnsi="ＭＳ ゴシック" w:hint="eastAsia"/>
+          <w:rFonts w:ascii="ＭＳ ゴシック" w:eastAsia="ＭＳ ゴシック" w:hAnsi="ＭＳ ゴシック"/>
           <w:sz w:val="21"/>
           <w:szCs w:val="21"/>
           <w:lang w:eastAsia="ja-JP"/>
@@ -5406,7 +5453,7 @@
       <w:pPr>
         <w:jc w:val="both"/>
         <w:rPr>
-          <w:rFonts w:ascii="ＭＳ ゴシック" w:eastAsia="ＭＳ ゴシック" w:hAnsi="ＭＳ ゴシック" w:hint="eastAsia"/>
+          <w:rFonts w:ascii="ＭＳ ゴシック" w:eastAsia="ＭＳ ゴシック" w:hAnsi="ＭＳ ゴシック"/>
           <w:sz w:val="21"/>
           <w:szCs w:val="21"/>
           <w:lang w:eastAsia="ja-JP"/>
@@ -5417,7 +5464,7 @@
       <w:pPr>
         <w:jc w:val="both"/>
         <w:rPr>
-          <w:rFonts w:ascii="ＭＳ ゴシック" w:eastAsia="ＭＳ ゴシック" w:hAnsi="ＭＳ ゴシック" w:hint="eastAsia"/>
+          <w:rFonts w:ascii="ＭＳ ゴシック" w:eastAsia="ＭＳ ゴシック" w:hAnsi="ＭＳ ゴシック"/>
           <w:b/>
           <w:sz w:val="21"/>
           <w:szCs w:val="21"/>
@@ -5460,7 +5507,7 @@
         <w:ind w:leftChars="236" w:left="566" w:firstLineChars="67" w:firstLine="141"/>
         <w:jc w:val="both"/>
         <w:rPr>
-          <w:rFonts w:ascii="ＭＳ ゴシック" w:eastAsia="ＭＳ ゴシック" w:hAnsi="ＭＳ ゴシック" w:hint="eastAsia"/>
+          <w:rFonts w:ascii="ＭＳ ゴシック" w:eastAsia="ＭＳ ゴシック" w:hAnsi="ＭＳ ゴシック"/>
           <w:sz w:val="21"/>
           <w:szCs w:val="21"/>
           <w:lang w:eastAsia="ja-JP"/>
@@ -6889,7 +6936,7 @@
         <w:widowControl w:val="0"/>
         <w:jc w:val="center"/>
         <w:rPr>
-          <w:rFonts w:ascii="ＭＳ ゴシック" w:eastAsia="ＭＳ ゴシック" w:hAnsi="ＭＳ ゴシック" w:hint="eastAsia"/>
+          <w:rFonts w:ascii="ＭＳ ゴシック" w:eastAsia="ＭＳ ゴシック" w:hAnsi="ＭＳ ゴシック"/>
           <w:sz w:val="21"/>
           <w:szCs w:val="21"/>
           <w:lang w:eastAsia="zh-TW"/>
@@ -6897,10 +6944,10 @@
       </w:pPr>
     </w:p>
     <w:sectPr>
-      <w:headerReference w:type="even" r:id="rId16"/>
-      <w:headerReference w:type="default" r:id="rId17"/>
-      <w:footerReference w:type="even" r:id="rId18"/>
-      <w:footerReference w:type="default" r:id="rId19"/>
+      <w:headerReference w:type="even" r:id="rId18"/>
+      <w:headerReference w:type="default" r:id="rId19"/>
+      <w:footerReference w:type="even" r:id="rId20"/>
+      <w:footerReference w:type="default" r:id="rId21"/>
       <w:pgSz w:w="11906" w:h="16838"/>
       <w:pgMar w:top="1985" w:right="991" w:bottom="1701" w:left="1701" w:header="708" w:footer="708" w:gutter="0"/>
       <w:cols w:space="708"/>
@@ -6973,7 +7020,6 @@
     <w:pPr>
       <w:pStyle w:val="a8"/>
       <w:rPr>
-        <w:rFonts w:hint="eastAsia"/>
         <w:sz w:val="22"/>
         <w:lang w:eastAsia="ja-JP"/>
       </w:rPr>
@@ -6988,7 +7034,7 @@
       <w:ind w:right="360"/>
       <w:jc w:val="center"/>
       <w:rPr>
-        <w:rFonts w:ascii="ＭＳ ゴシック" w:eastAsia="ＭＳ ゴシック" w:hAnsi="ＭＳ ゴシック" w:hint="eastAsia"/>
+        <w:rFonts w:ascii="ＭＳ ゴシック" w:eastAsia="ＭＳ ゴシック" w:hAnsi="ＭＳ ゴシック"/>
         <w:lang w:eastAsia="ja-JP"/>
       </w:rPr>
     </w:pPr>
@@ -7004,6 +7050,12 @@
 </file>
 
 <file path=word/footer3.xml><?xml version="1.0" encoding="utf-8"?>
+<w:ftr xmlns:wpc="http://schemas.microsoft.com/office/word/2010/wordprocessingCanvas" xmlns:mc="http://schemas.openxmlformats.org/markup-compatibility/2006" xmlns:o="urn:schemas-microsoft-com:office:office" xmlns:r="http://schemas.openxmlformats.org/officeDocument/2006/relationships" xmlns:m="http://schemas.openxmlformats.org/officeDocument/2006/math" xmlns:v="urn:schemas-microsoft-com:vml" xmlns:wp14="http://schemas.microsoft.com/office/word/2010/wordprocessingDrawing" xmlns:wp="http://schemas.openxmlformats.org/drawingml/2006/wordprocessingDrawing" xmlns:w10="urn:schemas-microsoft-com:office:word" xmlns:w="http://schemas.openxmlformats.org/wordprocessingml/2006/main" xmlns:w14="http://schemas.microsoft.com/office/word/2010/wordml" xmlns:wpg="http://schemas.microsoft.com/office/word/2010/wordprocessingGroup" xmlns:wpi="http://schemas.microsoft.com/office/word/2010/wordprocessingInk" xmlns:wne="http://schemas.microsoft.com/office/word/2006/wordml" xmlns:wps="http://schemas.microsoft.com/office/word/2010/wordprocessingShape" mc:Ignorable="w14 wp14">
+  <w:p/>
+</w:ftr>
+</file>
+
+<file path=word/footer4.xml><?xml version="1.0" encoding="utf-8"?>
 <w:ftr xmlns:wpc="http://schemas.microsoft.com/office/word/2010/wordprocessingCanvas" xmlns:mc="http://schemas.openxmlformats.org/markup-compatibility/2006" xmlns:o="urn:schemas-microsoft-com:office:office" xmlns:r="http://schemas.openxmlformats.org/officeDocument/2006/relationships" xmlns:m="http://schemas.openxmlformats.org/officeDocument/2006/math" xmlns:v="urn:schemas-microsoft-com:vml" xmlns:wp14="http://schemas.microsoft.com/office/word/2010/wordprocessingDrawing" xmlns:wp="http://schemas.openxmlformats.org/drawingml/2006/wordprocessingDrawing" xmlns:w10="urn:schemas-microsoft-com:office:word" xmlns:w="http://schemas.openxmlformats.org/wordprocessingml/2006/main" xmlns:w14="http://schemas.microsoft.com/office/word/2010/wordml" xmlns:wpg="http://schemas.microsoft.com/office/word/2010/wordprocessingGroup" xmlns:wpi="http://schemas.microsoft.com/office/word/2010/wordprocessingInk" xmlns:wne="http://schemas.microsoft.com/office/word/2006/wordml" xmlns:wps="http://schemas.microsoft.com/office/word/2010/wordprocessingShape" mc:Ignorable="w14 wp14">
   <w:p>
     <w:pPr>
@@ -7041,13 +7093,12 @@
 </w:ftr>
 </file>
 
-<file path=word/footer4.xml><?xml version="1.0" encoding="utf-8"?>
+<file path=word/footer5.xml><?xml version="1.0" encoding="utf-8"?>
 <w:ftr xmlns:wpc="http://schemas.microsoft.com/office/word/2010/wordprocessingCanvas" xmlns:mc="http://schemas.openxmlformats.org/markup-compatibility/2006" xmlns:o="urn:schemas-microsoft-com:office:office" xmlns:r="http://schemas.openxmlformats.org/officeDocument/2006/relationships" xmlns:m="http://schemas.openxmlformats.org/officeDocument/2006/math" xmlns:v="urn:schemas-microsoft-com:vml" xmlns:wp14="http://schemas.microsoft.com/office/word/2010/wordprocessingDrawing" xmlns:wp="http://schemas.openxmlformats.org/drawingml/2006/wordprocessingDrawing" xmlns:w10="urn:schemas-microsoft-com:office:word" xmlns:w="http://schemas.openxmlformats.org/wordprocessingml/2006/main" xmlns:w14="http://schemas.microsoft.com/office/word/2010/wordml" xmlns:wpg="http://schemas.microsoft.com/office/word/2010/wordprocessingGroup" xmlns:wpi="http://schemas.microsoft.com/office/word/2010/wordprocessingInk" xmlns:wne="http://schemas.microsoft.com/office/word/2006/wordml" xmlns:wps="http://schemas.microsoft.com/office/word/2010/wordprocessingShape" mc:Ignorable="w14 wp14">
   <w:p>
     <w:pPr>
       <w:pStyle w:val="a8"/>
       <w:rPr>
-        <w:rFonts w:hint="eastAsia"/>
         <w:sz w:val="22"/>
         <w:lang w:eastAsia="ja-JP"/>
       </w:rPr>
@@ -7141,16 +7192,6 @@
 </w:ftr>
 </file>
 
-<file path=word/footer5.xml><?xml version="1.0" encoding="utf-8"?>
-<w:ftr xmlns:m="http://schemas.openxmlformats.org/officeDocument/2006/math" xmlns:mc="http://schemas.openxmlformats.org/markup-compatibility/2006" xmlns:mo="http://schemas.microsoft.com/office/mac/office/2008/main" xmlns:mv="urn:schemas-microsoft-com:mac:vml" xmlns:o="urn:schemas-microsoft-com:office:office" xmlns:r="http://schemas.openxmlformats.org/officeDocument/2006/relationships" xmlns:v="urn:schemas-microsoft-com:vml" xmlns:w10="urn:schemas-microsoft-com:office:word" xmlns:w14="http://schemas.microsoft.com/office/word/2010/wordml" xmlns:w="http://schemas.openxmlformats.org/wordprocessingml/2006/main" xmlns:wne="http://schemas.microsoft.com/office/word/2006/wordml" xmlns:wp14="http://schemas.microsoft.com/office/word/2010/wordprocessingDrawing" xmlns:wp="http://schemas.openxmlformats.org/drawingml/2006/wordprocessingDrawing" xmlns:wpc="http://schemas.microsoft.com/office/word/2010/wordprocessingCanvas" xmlns:wpg="http://schemas.microsoft.com/office/word/2010/wordprocessingGroup" xmlns:wpi="http://schemas.microsoft.com/office/word/2010/wordprocessingInk" xmlns:wps="http://schemas.microsoft.com/office/word/2010/wordprocessingShape" mc:Ignorable="w14 wp14">
-  <w:p>
-    <w:pPr>
-      <w:pStyle w:val="Footer"/>
-    </w:pPr>
-  </w:p>
-</w:ftr>
-</file>
-
 <file path=word/footnotes.xml><?xml version="1.0" encoding="utf-8"?>
 <w:footnotes xmlns:wpc="http://schemas.microsoft.com/office/word/2010/wordprocessingCanvas" xmlns:mc="http://schemas.openxmlformats.org/markup-compatibility/2006" xmlns:o="urn:schemas-microsoft-com:office:office" xmlns:r="http://schemas.openxmlformats.org/officeDocument/2006/relationships" xmlns:m="http://schemas.openxmlformats.org/officeDocument/2006/math" xmlns:v="urn:schemas-microsoft-com:vml" xmlns:wp14="http://schemas.microsoft.com/office/word/2010/wordprocessingDrawing" xmlns:wp="http://schemas.openxmlformats.org/drawingml/2006/wordprocessingDrawing" xmlns:w10="urn:schemas-microsoft-com:office:word" xmlns:w="http://schemas.openxmlformats.org/wordprocessingml/2006/main" xmlns:w14="http://schemas.microsoft.com/office/word/2010/wordml" xmlns:wpg="http://schemas.microsoft.com/office/word/2010/wordprocessingGroup" xmlns:wpi="http://schemas.microsoft.com/office/word/2010/wordprocessingInk" xmlns:wne="http://schemas.microsoft.com/office/word/2006/wordml" xmlns:wps="http://schemas.microsoft.com/office/word/2010/wordprocessingShape" mc:Ignorable="w14 wp14">
   <w:footnote w:type="separator" w:id="-1">
@@ -7222,6 +7263,12 @@
 
 <file path=word/header3.xml><?xml version="1.0" encoding="utf-8"?>
 <w:hdr xmlns:wpc="http://schemas.microsoft.com/office/word/2010/wordprocessingCanvas" xmlns:mc="http://schemas.openxmlformats.org/markup-compatibility/2006" xmlns:o="urn:schemas-microsoft-com:office:office" xmlns:r="http://schemas.openxmlformats.org/officeDocument/2006/relationships" xmlns:m="http://schemas.openxmlformats.org/officeDocument/2006/math" xmlns:v="urn:schemas-microsoft-com:vml" xmlns:wp14="http://schemas.microsoft.com/office/word/2010/wordprocessingDrawing" xmlns:wp="http://schemas.openxmlformats.org/drawingml/2006/wordprocessingDrawing" xmlns:w10="urn:schemas-microsoft-com:office:word" xmlns:w="http://schemas.openxmlformats.org/wordprocessingml/2006/main" xmlns:w14="http://schemas.microsoft.com/office/word/2010/wordml" xmlns:wpg="http://schemas.microsoft.com/office/word/2010/wordprocessingGroup" xmlns:wpi="http://schemas.microsoft.com/office/word/2010/wordprocessingInk" xmlns:wne="http://schemas.microsoft.com/office/word/2006/wordml" xmlns:wps="http://schemas.microsoft.com/office/word/2010/wordprocessingShape" mc:Ignorable="w14 wp14">
+  <w:p/>
+</w:hdr>
+</file>
+
+<file path=word/header4.xml><?xml version="1.0" encoding="utf-8"?>
+<w:hdr xmlns:wpc="http://schemas.microsoft.com/office/word/2010/wordprocessingCanvas" xmlns:mc="http://schemas.openxmlformats.org/markup-compatibility/2006" xmlns:o="urn:schemas-microsoft-com:office:office" xmlns:r="http://schemas.openxmlformats.org/officeDocument/2006/relationships" xmlns:m="http://schemas.openxmlformats.org/officeDocument/2006/math" xmlns:v="urn:schemas-microsoft-com:vml" xmlns:wp14="http://schemas.microsoft.com/office/word/2010/wordprocessingDrawing" xmlns:wp="http://schemas.openxmlformats.org/drawingml/2006/wordprocessingDrawing" xmlns:w10="urn:schemas-microsoft-com:office:word" xmlns:w="http://schemas.openxmlformats.org/wordprocessingml/2006/main" xmlns:w14="http://schemas.microsoft.com/office/word/2010/wordml" xmlns:wpg="http://schemas.microsoft.com/office/word/2010/wordprocessingGroup" xmlns:wpi="http://schemas.microsoft.com/office/word/2010/wordprocessingInk" xmlns:wne="http://schemas.microsoft.com/office/word/2006/wordml" xmlns:wps="http://schemas.microsoft.com/office/word/2010/wordprocessingShape" mc:Ignorable="w14 wp14">
   <w:p>
     <w:pPr>
       <w:pStyle w:val="a5"/>
@@ -7258,7 +7305,7 @@
 </w:hdr>
 </file>
 
-<file path=word/header4.xml><?xml version="1.0" encoding="utf-8"?>
+<file path=word/header5.xml><?xml version="1.0" encoding="utf-8"?>
 <w:hdr xmlns:wpc="http://schemas.microsoft.com/office/word/2010/wordprocessingCanvas" xmlns:mc="http://schemas.openxmlformats.org/markup-compatibility/2006" xmlns:o="urn:schemas-microsoft-com:office:office" xmlns:r="http://schemas.openxmlformats.org/officeDocument/2006/relationships" xmlns:m="http://schemas.openxmlformats.org/officeDocument/2006/math" xmlns:v="urn:schemas-microsoft-com:vml" xmlns:wp14="http://schemas.microsoft.com/office/word/2010/wordprocessingDrawing" xmlns:wp="http://schemas.openxmlformats.org/drawingml/2006/wordprocessingDrawing" xmlns:w10="urn:schemas-microsoft-com:office:word" xmlns:w="http://schemas.openxmlformats.org/wordprocessingml/2006/main" xmlns:w14="http://schemas.microsoft.com/office/word/2010/wordml" xmlns:wpg="http://schemas.microsoft.com/office/word/2010/wordprocessingGroup" xmlns:wpi="http://schemas.microsoft.com/office/word/2010/wordprocessingInk" xmlns:wne="http://schemas.microsoft.com/office/word/2006/wordml" xmlns:wps="http://schemas.microsoft.com/office/word/2010/wordprocessingShape" mc:Ignorable="w14 wp14">
   <w:tbl>
     <w:tblPr>
@@ -7285,12 +7332,6 @@
       <w:gridCol w:w="831"/>
     </w:tblGrid>
     <w:tr>
-      <w:tblPrEx>
-        <w:tblCellMar>
-          <w:top w:w="0" w:type="dxa"/>
-          <w:bottom w:w="0" w:type="dxa"/>
-        </w:tblCellMar>
-      </w:tblPrEx>
       <w:trPr>
         <w:cantSplit/>
       </w:trPr>
@@ -7322,7 +7363,7 @@
             <w:pStyle w:val="a5"/>
             <w:jc w:val="center"/>
             <w:rPr>
-              <w:rFonts w:ascii="ＭＳ ゴシック" w:eastAsia="ＭＳ ゴシック" w:hAnsi="ＭＳ ゴシック" w:hint="eastAsia"/>
+              <w:rFonts w:ascii="ＭＳ ゴシック" w:eastAsia="ＭＳ ゴシック" w:hAnsi="ＭＳ ゴシック"/>
               <w:sz w:val="22"/>
             </w:rPr>
           </w:pPr>
@@ -7346,7 +7387,7 @@
             <w:pStyle w:val="a5"/>
             <w:jc w:val="center"/>
             <w:rPr>
-              <w:rFonts w:ascii="ＭＳ ゴシック" w:eastAsia="ＭＳ ゴシック" w:hAnsi="ＭＳ ゴシック" w:hint="eastAsia"/>
+              <w:rFonts w:ascii="ＭＳ ゴシック" w:eastAsia="ＭＳ ゴシック" w:hAnsi="ＭＳ ゴシック"/>
               <w:sz w:val="22"/>
             </w:rPr>
           </w:pPr>
@@ -7369,7 +7410,7 @@
             <w:pStyle w:val="a5"/>
             <w:jc w:val="center"/>
             <w:rPr>
-              <w:rFonts w:ascii="ＭＳ ゴシック" w:eastAsia="ＭＳ ゴシック" w:hAnsi="ＭＳ ゴシック" w:hint="eastAsia"/>
+              <w:rFonts w:ascii="ＭＳ ゴシック" w:eastAsia="ＭＳ ゴシック" w:hAnsi="ＭＳ ゴシック"/>
               <w:sz w:val="22"/>
             </w:rPr>
           </w:pPr>
@@ -7392,7 +7433,7 @@
             <w:pStyle w:val="a5"/>
             <w:jc w:val="center"/>
             <w:rPr>
-              <w:rFonts w:ascii="ＭＳ ゴシック" w:eastAsia="ＭＳ ゴシック" w:hAnsi="ＭＳ ゴシック" w:hint="eastAsia"/>
+              <w:rFonts w:ascii="ＭＳ ゴシック" w:eastAsia="ＭＳ ゴシック" w:hAnsi="ＭＳ ゴシック"/>
               <w:sz w:val="22"/>
             </w:rPr>
           </w:pPr>
@@ -7407,12 +7448,6 @@
       </w:tc>
     </w:tr>
     <w:tr>
-      <w:tblPrEx>
-        <w:tblCellMar>
-          <w:top w:w="0" w:type="dxa"/>
-          <w:bottom w:w="0" w:type="dxa"/>
-        </w:tblCellMar>
-      </w:tblPrEx>
       <w:trPr>
         <w:cantSplit/>
       </w:trPr>
@@ -7461,7 +7496,7 @@
             <w:pStyle w:val="a5"/>
             <w:jc w:val="center"/>
             <w:rPr>
-              <w:rFonts w:ascii="ＭＳ ゴシック" w:eastAsia="ＭＳ ゴシック" w:hAnsi="ＭＳ ゴシック" w:hint="eastAsia"/>
+              <w:rFonts w:ascii="ＭＳ ゴシック" w:eastAsia="ＭＳ ゴシック" w:hAnsi="ＭＳ ゴシック"/>
               <w:sz w:val="22"/>
             </w:rPr>
           </w:pPr>
@@ -7492,7 +7527,7 @@
               <w:noProof/>
               <w:sz w:val="22"/>
             </w:rPr>
-            <w:t>4</w:t>
+            <w:t>5</w:t>
           </w:r>
           <w:r>
             <w:rPr>
@@ -7567,16 +7602,6 @@
       <w:pStyle w:val="a5"/>
       <w:ind w:right="360"/>
       <w:jc w:val="right"/>
-    </w:pPr>
-  </w:p>
-</w:hdr>
-</file>
-
-<file path=word/header5.xml><?xml version="1.0" encoding="utf-8"?>
-<w:hdr xmlns:m="http://schemas.openxmlformats.org/officeDocument/2006/math" xmlns:mc="http://schemas.openxmlformats.org/markup-compatibility/2006" xmlns:mo="http://schemas.microsoft.com/office/mac/office/2008/main" xmlns:mv="urn:schemas-microsoft-com:mac:vml" xmlns:o="urn:schemas-microsoft-com:office:office" xmlns:r="http://schemas.openxmlformats.org/officeDocument/2006/relationships" xmlns:v="urn:schemas-microsoft-com:vml" xmlns:w10="urn:schemas-microsoft-com:office:word" xmlns:w14="http://schemas.microsoft.com/office/word/2010/wordml" xmlns:w="http://schemas.openxmlformats.org/wordprocessingml/2006/main" xmlns:wne="http://schemas.microsoft.com/office/word/2006/wordml" xmlns:wp14="http://schemas.microsoft.com/office/word/2010/wordprocessingDrawing" xmlns:wp="http://schemas.openxmlformats.org/drawingml/2006/wordprocessingDrawing" xmlns:wpc="http://schemas.microsoft.com/office/word/2010/wordprocessingCanvas" xmlns:wpg="http://schemas.microsoft.com/office/word/2010/wordprocessingGroup" xmlns:wpi="http://schemas.microsoft.com/office/word/2010/wordprocessingInk" xmlns:wps="http://schemas.microsoft.com/office/word/2010/wordprocessingShape" mc:Ignorable="w14 wp14">
-  <w:p>
-    <w:pPr>
-      <w:pStyle w:val="Header"/>
     </w:pPr>
   </w:p>
 </w:hdr>
@@ -9390,11 +9415,15 @@
   </w:style>
   <w:style w:type="character" w:default="1" w:styleId="a0">
     <w:name w:val="Default Paragraph Font"/>
+    <w:uiPriority w:val="1"/>
     <w:semiHidden/>
+    <w:unhideWhenUsed/>
   </w:style>
   <w:style w:type="table" w:default="1" w:styleId="a1">
     <w:name w:val="Normal Table"/>
+    <w:uiPriority w:val="99"/>
     <w:semiHidden/>
+    <w:unhideWhenUsed/>
     <w:tblPr>
       <w:tblInd w:w="0" w:type="dxa"/>
       <w:tblCellMar>
@@ -9407,7 +9436,9 @@
   </w:style>
   <w:style w:type="numbering" w:default="1" w:styleId="a2">
     <w:name w:val="No List"/>
+    <w:uiPriority w:val="99"/>
     <w:semiHidden/>
+    <w:unhideWhenUsed/>
   </w:style>
   <w:style w:type="paragraph" w:styleId="2">
     <w:name w:val="Body Text Indent 2"/>
@@ -9752,11 +9783,15 @@
   </w:style>
   <w:style w:type="character" w:default="1" w:styleId="a0">
     <w:name w:val="Default Paragraph Font"/>
+    <w:uiPriority w:val="1"/>
     <w:semiHidden/>
+    <w:unhideWhenUsed/>
   </w:style>
   <w:style w:type="table" w:default="1" w:styleId="a1">
     <w:name w:val="Normal Table"/>
+    <w:uiPriority w:val="99"/>
     <w:semiHidden/>
+    <w:unhideWhenUsed/>
     <w:tblPr>
       <w:tblInd w:w="0" w:type="dxa"/>
       <w:tblCellMar>
@@ -9769,7 +9804,9 @@
   </w:style>
   <w:style w:type="numbering" w:default="1" w:styleId="a2">
     <w:name w:val="No List"/>
+    <w:uiPriority w:val="99"/>
     <w:semiHidden/>
+    <w:unhideWhenUsed/>
   </w:style>
   <w:style w:type="paragraph" w:styleId="2">
     <w:name w:val="Body Text Indent 2"/>
@@ -10250,19 +10287,6 @@
 </file>
 
 <file path=customXml/item1.xml><?xml version="1.0" encoding="utf-8"?>
-<?mso-contentType ?>
-<FormTemplates xmlns="http://schemas.microsoft.com/sharepoint/v3/contenttype/forms">
-  <Display>DocumentLibraryForm</Display>
-  <Edit>DocumentLibraryForm</Edit>
-  <New>DocumentLibraryForm</New>
-</FormTemplates>
-</file>
-
-<file path=customXml/item2.xml><?xml version="1.0" encoding="utf-8"?>
-<LongProperties xmlns="http://schemas.microsoft.com/office/2006/metadata/longProperties"/>
-</file>
-
-<file path=customXml/item3.xml><?xml version="1.0" encoding="utf-8"?>
 <ct:contentTypeSchema xmlns:ct="http://schemas.microsoft.com/office/2006/metadata/contentType" xmlns:ma="http://schemas.microsoft.com/office/2006/metadata/properties/metaAttributes" ct:_="" ma:_="" ma:contentTypeName="ドキュメント" ma:contentTypeID="0x010100B9F3419BC2D8D64D830E9AEB8963277A" ma:contentTypeVersion="12" ma:contentTypeDescription="新しいドキュメントを作成します。" ma:contentTypeScope="" ma:versionID="aaae8dea08b675139fd36b71e1da83a8">
   <xsd:schema xmlns:xsd="http://www.w3.org/2001/XMLSchema" xmlns:xs="http://www.w3.org/2001/XMLSchema" xmlns:p="http://schemas.microsoft.com/office/2006/metadata/properties" xmlns:ns2="de1ba629-2ef5-49ac-9285-140fa60976af" xmlns:ns3="4d7fb8f6-9384-49ba-9078-0024065d699e" targetNamespace="http://schemas.microsoft.com/office/2006/metadata/properties" ma:root="true" ma:fieldsID="845626131e878e0396b23398a507c366" ns2:_="" ns3:_="">
     <xsd:import namespace="de1ba629-2ef5-49ac-9285-140fa60976af"/>
@@ -10463,6 +10487,19 @@
 </ct:contentTypeSchema>
 </file>
 
+<file path=customXml/item2.xml><?xml version="1.0" encoding="utf-8"?>
+<LongProperties xmlns="http://schemas.microsoft.com/office/2006/metadata/longProperties"/>
+</file>
+
+<file path=customXml/item3.xml><?xml version="1.0" encoding="utf-8"?>
+<?mso-contentType ?>
+<FormTemplates xmlns="http://schemas.microsoft.com/sharepoint/v3/contenttype/forms">
+  <Display>DocumentLibraryForm</Display>
+  <Edit>DocumentLibraryForm</Edit>
+  <New>DocumentLibraryForm</New>
+</FormTemplates>
+</file>
+
 <file path=customXml/item4.xml><?xml version="1.0" encoding="utf-8"?>
 <p:properties xmlns:p="http://schemas.microsoft.com/office/2006/metadata/properties" xmlns:xsi="http://www.w3.org/2001/XMLSchema-instance" xmlns:pc="http://schemas.microsoft.com/office/infopath/2007/PartnerControls">
   <documentManagement>
@@ -10475,22 +10512,6 @@
 </file>
 
 <file path=customXml/itemProps1.xml><?xml version="1.0" encoding="utf-8"?>
-<ds:datastoreItem xmlns:ds="http://schemas.openxmlformats.org/officeDocument/2006/customXml" ds:itemID="{0605E50B-F325-4635-ACBC-30C63E7C3290}">
-  <ds:schemaRefs>
-    <ds:schemaRef ds:uri="http://schemas.microsoft.com/sharepoint/v3/contenttype/forms"/>
-  </ds:schemaRefs>
-</ds:datastoreItem>
-</file>
-
-<file path=customXml/itemProps2.xml><?xml version="1.0" encoding="utf-8"?>
-<ds:datastoreItem xmlns:ds="http://schemas.openxmlformats.org/officeDocument/2006/customXml" ds:itemID="{067848B9-8958-47F8-8777-AFFB4B96792A}">
-  <ds:schemaRefs>
-    <ds:schemaRef ds:uri="http://schemas.microsoft.com/office/2006/metadata/longProperties"/>
-  </ds:schemaRefs>
-</ds:datastoreItem>
-</file>
-
-<file path=customXml/itemProps3.xml><?xml version="1.0" encoding="utf-8"?>
 <ds:datastoreItem xmlns:ds="http://schemas.openxmlformats.org/officeDocument/2006/customXml" ds:itemID="{1F7D9DC4-DEDA-4644-A8D6-BB2B3F4E92B2}">
   <ds:schemaRefs>
     <ds:schemaRef ds:uri="http://schemas.microsoft.com/office/2006/metadata/contentType"/>
@@ -10509,6 +10530,22 @@
 </ds:datastoreItem>
 </file>
 
+<file path=customXml/itemProps2.xml><?xml version="1.0" encoding="utf-8"?>
+<ds:datastoreItem xmlns:ds="http://schemas.openxmlformats.org/officeDocument/2006/customXml" ds:itemID="{067848B9-8958-47F8-8777-AFFB4B96792A}">
+  <ds:schemaRefs>
+    <ds:schemaRef ds:uri="http://schemas.microsoft.com/office/2006/metadata/longProperties"/>
+  </ds:schemaRefs>
+</ds:datastoreItem>
+</file>
+
+<file path=customXml/itemProps3.xml><?xml version="1.0" encoding="utf-8"?>
+<ds:datastoreItem xmlns:ds="http://schemas.openxmlformats.org/officeDocument/2006/customXml" ds:itemID="{0605E50B-F325-4635-ACBC-30C63E7C3290}">
+  <ds:schemaRefs>
+    <ds:schemaRef ds:uri="http://schemas.microsoft.com/sharepoint/v3/contenttype/forms"/>
+  </ds:schemaRefs>
+</ds:datastoreItem>
+</file>
+
 <file path=customXml/itemProps4.xml><?xml version="1.0" encoding="utf-8"?>
 <ds:datastoreItem xmlns:ds="http://schemas.openxmlformats.org/officeDocument/2006/customXml" ds:itemID="{32DA7687-5F3D-4080-96E7-FA36CC8AD1BB}">
   <ds:schemaRefs>
